--- a/tests/corpus/korvane/files/sales/proposal_nordkjol_seafood_2024.docx
+++ b/tests/corpus/korvane/files/sales/proposal_nordkjol_seafood_2024.docx
@@ -94,6 +94,9 @@
         <w:gridCol w:w="1728"/>
       </w:tblGrid>
       <w:tr>
+        <w:trPr>
+          <w:cantSplit/>
+        </w:trPr>
         <w:tc>
           <w:tcPr>
             <w:tcW w:type="dxa" w:w="1728"/>
@@ -161,6 +164,9 @@
         </w:tc>
       </w:tr>
       <w:tr>
+        <w:trPr>
+          <w:cantSplit/>
+        </w:trPr>
         <w:tc>
           <w:tcPr>
             <w:tcW w:type="dxa" w:w="1728"/>
@@ -213,6 +219,9 @@
         </w:tc>
       </w:tr>
       <w:tr>
+        <w:trPr>
+          <w:cantSplit/>
+        </w:trPr>
         <w:tc>
           <w:tcPr>
             <w:tcW w:type="dxa" w:w="1728"/>
@@ -265,6 +274,9 @@
         </w:tc>
       </w:tr>
       <w:tr>
+        <w:trPr>
+          <w:cantSplit/>
+        </w:trPr>
         <w:tc>
           <w:tcPr>
             <w:tcW w:type="dxa" w:w="1728"/>
@@ -317,6 +329,9 @@
         </w:tc>
       </w:tr>
       <w:tr>
+        <w:trPr>
+          <w:cantSplit/>
+        </w:trPr>
         <w:tc>
           <w:tcPr>
             <w:tcW w:type="dxa" w:w="1728"/>
@@ -369,6 +384,9 @@
         </w:tc>
       </w:tr>
       <w:tr>
+        <w:trPr>
+          <w:cantSplit/>
+        </w:trPr>
         <w:tc>
           <w:tcPr>
             <w:tcW w:type="dxa" w:w="1728"/>
@@ -520,6 +538,9 @@
         <w:gridCol w:w="4320"/>
       </w:tblGrid>
       <w:tr>
+        <w:trPr>
+          <w:cantSplit/>
+        </w:trPr>
         <w:tc>
           <w:tcPr>
             <w:tcW w:type="dxa" w:w="4320"/>
@@ -548,6 +569,9 @@
         </w:tc>
       </w:tr>
       <w:tr>
+        <w:trPr>
+          <w:cantSplit/>
+        </w:trPr>
         <w:tc>
           <w:tcPr>
             <w:tcW w:type="dxa" w:w="4320"/>
@@ -570,6 +594,9 @@
         </w:tc>
       </w:tr>
       <w:tr>
+        <w:trPr>
+          <w:cantSplit/>
+        </w:trPr>
         <w:tc>
           <w:tcPr>
             <w:tcW w:type="dxa" w:w="4320"/>
@@ -592,6 +619,9 @@
         </w:tc>
       </w:tr>
       <w:tr>
+        <w:trPr>
+          <w:cantSplit/>
+        </w:trPr>
         <w:tc>
           <w:tcPr>
             <w:tcW w:type="dxa" w:w="4320"/>
@@ -614,6 +644,9 @@
         </w:tc>
       </w:tr>
       <w:tr>
+        <w:trPr>
+          <w:cantSplit/>
+        </w:trPr>
         <w:tc>
           <w:tcPr>
             <w:tcW w:type="dxa" w:w="4320"/>
@@ -636,6 +669,9 @@
         </w:tc>
       </w:tr>
       <w:tr>
+        <w:trPr>
+          <w:cantSplit/>
+        </w:trPr>
         <w:tc>
           <w:tcPr>
             <w:tcW w:type="dxa" w:w="4320"/>
@@ -658,6 +694,9 @@
         </w:tc>
       </w:tr>
       <w:tr>
+        <w:trPr>
+          <w:cantSplit/>
+        </w:trPr>
         <w:tc>
           <w:tcPr>
             <w:tcW w:type="dxa" w:w="4320"/>
@@ -680,6 +719,9 @@
         </w:tc>
       </w:tr>
       <w:tr>
+        <w:trPr>
+          <w:cantSplit/>
+        </w:trPr>
         <w:tc>
           <w:tcPr>
             <w:tcW w:type="dxa" w:w="4320"/>
@@ -702,6 +744,9 @@
         </w:tc>
       </w:tr>
       <w:tr>
+        <w:trPr>
+          <w:cantSplit/>
+        </w:trPr>
         <w:tc>
           <w:tcPr>
             <w:tcW w:type="dxa" w:w="4320"/>
@@ -724,6 +769,9 @@
         </w:tc>
       </w:tr>
       <w:tr>
+        <w:trPr>
+          <w:cantSplit/>
+        </w:trPr>
         <w:tc>
           <w:tcPr>
             <w:tcW w:type="dxa" w:w="4320"/>
@@ -746,6 +794,9 @@
         </w:tc>
       </w:tr>
       <w:tr>
+        <w:trPr>
+          <w:cantSplit/>
+        </w:trPr>
         <w:tc>
           <w:tcPr>
             <w:tcW w:type="dxa" w:w="4320"/>
@@ -768,6 +819,9 @@
         </w:tc>
       </w:tr>
       <w:tr>
+        <w:trPr>
+          <w:cantSplit/>
+        </w:trPr>
         <w:tc>
           <w:tcPr>
             <w:tcW w:type="dxa" w:w="4320"/>
